--- a/BELGELER/RAPOR.docx
+++ b/BELGELER/RAPOR.docx
@@ -20,7 +20,7 @@
           <w:noProof/>
         </w:rPr>
         <w:drawing>
-          <wp:inline distT="0" distB="0" distL="0" distR="0" wp14:anchorId="537ECBD4" wp14:editId="6A576110">
+          <wp:inline distT="0" distB="0" distL="0" distR="0" wp14:anchorId="537ECBD4" wp14:editId="778821A9">
             <wp:extent cx="2268071" cy="2268071"/>
             <wp:effectExtent l="0" t="0" r="5715" b="5715"/>
             <wp:docPr id="756522366" name="Picture 1"/>
@@ -4147,8 +4147,8 @@
       <w:tblGrid>
         <w:gridCol w:w="985"/>
         <w:gridCol w:w="1738"/>
-        <w:gridCol w:w="1055"/>
-        <w:gridCol w:w="5819"/>
+        <w:gridCol w:w="936"/>
+        <w:gridCol w:w="5938"/>
       </w:tblGrid>
       <w:tr>
         <w:trPr>
@@ -4570,7 +4570,136 @@
               </w:rPr>
               <w:t>.</w:t>
             </w:r>
-          </w:p>
+            <w:r>
+              <w:rPr>
+                <w:rFonts w:ascii="Arial" w:eastAsia="Times New Roman" w:hAnsi="Arial" w:cs="Arial"/>
+                <w:color w:val="000000"/>
+                <w:kern w:val="0"/>
+                <w:lang w:eastAsia="fr-FR"/>
+                <w14:ligatures w14:val="none"/>
+              </w:rPr>
+              <w:t xml:space="preserve"> </w:t>
+            </w:r>
+          </w:p>
+        </w:tc>
+      </w:tr>
+      <w:tr>
+        <w:trPr>
+          <w:trHeight w:val="842"/>
+        </w:trPr>
+        <w:tc>
+          <w:tcPr>
+            <w:tcW w:w="985" w:type="dxa"/>
+            <w:tcBorders>
+              <w:top w:val="single" w:sz="6" w:space="0" w:color="auto"/>
+              <w:left w:val="single" w:sz="6" w:space="0" w:color="auto"/>
+              <w:bottom w:val="single" w:sz="6" w:space="0" w:color="auto"/>
+              <w:right w:val="single" w:sz="6" w:space="0" w:color="auto"/>
+            </w:tcBorders>
+            <w:vAlign w:val="center"/>
+          </w:tcPr>
+          <w:p>
+            <w:pPr>
+              <w:spacing w:after="0" w:line="240" w:lineRule="auto"/>
+              <w:rPr>
+                <w:rFonts w:ascii="Arial" w:eastAsia="Times New Roman" w:hAnsi="Arial" w:cs="Arial"/>
+                <w:color w:val="000000"/>
+                <w:kern w:val="0"/>
+                <w:lang w:eastAsia="fr-FR"/>
+                <w14:ligatures w14:val="none"/>
+              </w:rPr>
+            </w:pPr>
+            <w:r>
+              <w:rPr>
+                <w:rFonts w:ascii="Arial" w:eastAsia="Times New Roman" w:hAnsi="Arial" w:cs="Arial"/>
+                <w:color w:val="000000"/>
+                <w:kern w:val="0"/>
+                <w:lang w:eastAsia="fr-FR"/>
+                <w14:ligatures w14:val="none"/>
+              </w:rPr>
+              <w:t>2</w:t>
+            </w:r>
+          </w:p>
+        </w:tc>
+        <w:tc>
+          <w:tcPr>
+            <w:tcW w:w="1738" w:type="dxa"/>
+            <w:tcBorders>
+              <w:top w:val="single" w:sz="6" w:space="0" w:color="auto"/>
+              <w:left w:val="single" w:sz="6" w:space="0" w:color="auto"/>
+              <w:bottom w:val="single" w:sz="6" w:space="0" w:color="auto"/>
+              <w:right w:val="single" w:sz="6" w:space="0" w:color="auto"/>
+            </w:tcBorders>
+            <w:vAlign w:val="center"/>
+          </w:tcPr>
+          <w:p>
+            <w:pPr>
+              <w:spacing w:after="0" w:line="240" w:lineRule="auto"/>
+              <w:rPr>
+                <w:rFonts w:ascii="Arial" w:eastAsia="Times New Roman" w:hAnsi="Arial" w:cs="Arial"/>
+                <w:color w:val="000000"/>
+                <w:kern w:val="0"/>
+                <w:lang w:val="tr-TR" w:eastAsia="fr-FR"/>
+                <w14:ligatures w14:val="none"/>
+              </w:rPr>
+            </w:pPr>
+            <w:r>
+              <w:rPr>
+                <w:rFonts w:ascii="Arial" w:eastAsia="Times New Roman" w:hAnsi="Arial" w:cs="Arial"/>
+                <w:color w:val="000000"/>
+                <w:kern w:val="0"/>
+                <w:lang w:eastAsia="fr-FR"/>
+                <w14:ligatures w14:val="none"/>
+              </w:rPr>
+              <w:t>Yetkilendirme Ekranları</w:t>
+            </w:r>
+          </w:p>
+        </w:tc>
+        <w:tc>
+          <w:tcPr>
+            <w:tcW w:w="0" w:type="auto"/>
+            <w:tcBorders>
+              <w:top w:val="single" w:sz="6" w:space="0" w:color="auto"/>
+              <w:left w:val="single" w:sz="6" w:space="0" w:color="auto"/>
+              <w:bottom w:val="single" w:sz="6" w:space="0" w:color="auto"/>
+              <w:right w:val="single" w:sz="6" w:space="0" w:color="auto"/>
+            </w:tcBorders>
+            <w:vAlign w:val="center"/>
+          </w:tcPr>
+          <w:p>
+            <w:pPr>
+              <w:spacing w:after="0" w:line="240" w:lineRule="auto"/>
+              <w:rPr>
+                <w:rFonts w:ascii="Arial" w:eastAsia="Times New Roman" w:hAnsi="Arial" w:cs="Arial"/>
+                <w:color w:val="000000"/>
+                <w:kern w:val="0"/>
+                <w:lang w:eastAsia="fr-FR"/>
+                <w14:ligatures w14:val="none"/>
+              </w:rPr>
+            </w:pPr>
+            <w:r>
+              <w:rPr>
+                <w:rFonts w:ascii="Arial" w:eastAsia="Times New Roman" w:hAnsi="Arial" w:cs="Arial"/>
+                <w:color w:val="000000"/>
+                <w:kern w:val="0"/>
+                <w:lang w:eastAsia="fr-FR"/>
+                <w14:ligatures w14:val="none"/>
+              </w:rPr>
+              <w:t>1.3, 1.4</w:t>
+            </w:r>
+          </w:p>
+        </w:tc>
+        <w:tc>
+          <w:tcPr>
+            <w:tcW w:w="0" w:type="auto"/>
+            <w:tcBorders>
+              <w:top w:val="single" w:sz="6" w:space="0" w:color="auto"/>
+              <w:left w:val="single" w:sz="6" w:space="0" w:color="auto"/>
+              <w:bottom w:val="single" w:sz="6" w:space="0" w:color="auto"/>
+              <w:right w:val="single" w:sz="6" w:space="0" w:color="auto"/>
+            </w:tcBorders>
+            <w:vAlign w:val="center"/>
+          </w:tcPr>
           <w:p>
             <w:pPr>
               <w:pStyle w:val="Paragraphedeliste"/>
@@ -4595,7 +4724,115 @@
                 <w:lang w:eastAsia="fr-FR"/>
                 <w14:ligatures w14:val="none"/>
               </w:rPr>
-              <w:t xml:space="preserve">VİDEO: </w:t>
+              <w:t>Giriş, hesap oluşturma, mail doğrulama ekranları oluşturuldu.</w:t>
+            </w:r>
+          </w:p>
+          <w:p>
+            <w:pPr>
+              <w:pStyle w:val="Paragraphedeliste"/>
+              <w:numPr>
+                <w:ilvl w:val="0"/>
+                <w:numId w:val="9"/>
+              </w:numPr>
+              <w:spacing w:after="0" w:line="240" w:lineRule="auto"/>
+              <w:rPr>
+                <w:rFonts w:ascii="Arial" w:eastAsia="Times New Roman" w:hAnsi="Arial" w:cs="Arial"/>
+                <w:color w:val="000000"/>
+                <w:kern w:val="0"/>
+                <w:lang w:eastAsia="fr-FR"/>
+                <w14:ligatures w14:val="none"/>
+              </w:rPr>
+            </w:pPr>
+            <w:r>
+              <w:rPr>
+                <w:rFonts w:ascii="Arial" w:eastAsia="Times New Roman" w:hAnsi="Arial" w:cs="Arial"/>
+                <w:color w:val="000000"/>
+                <w:kern w:val="0"/>
+                <w:lang w:eastAsia="fr-FR"/>
+                <w14:ligatures w14:val="none"/>
+              </w:rPr>
+              <w:t>Profil ekranı oluşturuldu.</w:t>
+            </w:r>
+          </w:p>
+          <w:p>
+            <w:pPr>
+              <w:pStyle w:val="Paragraphedeliste"/>
+              <w:numPr>
+                <w:ilvl w:val="0"/>
+                <w:numId w:val="9"/>
+              </w:numPr>
+              <w:spacing w:after="0" w:line="240" w:lineRule="auto"/>
+              <w:rPr>
+                <w:rFonts w:ascii="Arial" w:eastAsia="Times New Roman" w:hAnsi="Arial" w:cs="Arial"/>
+                <w:color w:val="000000"/>
+                <w:kern w:val="0"/>
+                <w:lang w:eastAsia="fr-FR"/>
+                <w14:ligatures w14:val="none"/>
+              </w:rPr>
+            </w:pPr>
+            <w:r>
+              <w:rPr>
+                <w:rFonts w:ascii="Arial" w:eastAsia="Times New Roman" w:hAnsi="Arial" w:cs="Arial"/>
+                <w:color w:val="000000"/>
+                <w:kern w:val="0"/>
+                <w:lang w:eastAsia="fr-FR"/>
+                <w14:ligatures w14:val="none"/>
+              </w:rPr>
+              <w:t>Hesap özellikleri (şifre, mail, isim) değiştirme modalları oluşturuldu.</w:t>
+            </w:r>
+          </w:p>
+          <w:p>
+            <w:pPr>
+              <w:pStyle w:val="Paragraphedeliste"/>
+              <w:numPr>
+                <w:ilvl w:val="0"/>
+                <w:numId w:val="9"/>
+              </w:numPr>
+              <w:spacing w:after="0" w:line="240" w:lineRule="auto"/>
+              <w:rPr>
+                <w:rFonts w:ascii="Arial" w:eastAsia="Times New Roman" w:hAnsi="Arial" w:cs="Arial"/>
+                <w:color w:val="000000"/>
+                <w:kern w:val="0"/>
+                <w:lang w:eastAsia="fr-FR"/>
+                <w14:ligatures w14:val="none"/>
+              </w:rPr>
+            </w:pPr>
+            <w:r>
+              <w:rPr>
+                <w:rFonts w:ascii="Arial" w:eastAsia="Times New Roman" w:hAnsi="Arial" w:cs="Arial"/>
+                <w:color w:val="000000"/>
+                <w:kern w:val="0"/>
+                <w:lang w:eastAsia="fr-FR"/>
+                <w14:ligatures w14:val="none"/>
+              </w:rPr>
+              <w:t>Uygulama güvenliğini artırmak amacıyla access + refresh token yapısına geçiş yapıldı.</w:t>
+            </w:r>
+          </w:p>
+          <w:p>
+            <w:pPr>
+              <w:pStyle w:val="Paragraphedeliste"/>
+              <w:numPr>
+                <w:ilvl w:val="0"/>
+                <w:numId w:val="9"/>
+              </w:numPr>
+              <w:spacing w:after="0" w:line="240" w:lineRule="auto"/>
+              <w:rPr>
+                <w:rFonts w:ascii="Arial" w:eastAsia="Times New Roman" w:hAnsi="Arial" w:cs="Arial"/>
+                <w:color w:val="000000"/>
+                <w:kern w:val="0"/>
+                <w:lang w:eastAsia="fr-FR"/>
+                <w14:ligatures w14:val="none"/>
+              </w:rPr>
+            </w:pPr>
+            <w:r>
+              <w:rPr>
+                <w:rFonts w:ascii="Arial" w:eastAsia="Times New Roman" w:hAnsi="Arial" w:cs="Arial"/>
+                <w:color w:val="000000"/>
+                <w:kern w:val="0"/>
+                <w:lang w:eastAsia="fr-FR"/>
+                <w14:ligatures w14:val="none"/>
+              </w:rPr>
+              <w:t>Karanlık ve açık temalar eklendi.</w:t>
             </w:r>
           </w:p>
         </w:tc>

--- a/BELGELER/RAPOR.docx
+++ b/BELGELER/RAPOR.docx
@@ -20,7 +20,7 @@
           <w:noProof/>
         </w:rPr>
         <w:drawing>
-          <wp:inline distT="0" distB="0" distL="0" distR="0" wp14:anchorId="537ECBD4" wp14:editId="778821A9">
+          <wp:inline distT="0" distB="0" distL="0" distR="0" wp14:anchorId="537ECBD4" wp14:editId="6FC494F8">
             <wp:extent cx="2268071" cy="2268071"/>
             <wp:effectExtent l="0" t="0" r="5715" b="5715"/>
             <wp:docPr id="756522366" name="Picture 1"/>

--- a/BELGELER/RAPOR.docx
+++ b/BELGELER/RAPOR.docx
@@ -20,7 +20,7 @@
           <w:noProof/>
         </w:rPr>
         <w:drawing>
-          <wp:inline distT="0" distB="0" distL="0" distR="0" wp14:anchorId="537ECBD4" wp14:editId="6FC494F8">
+          <wp:inline distT="0" distB="0" distL="0" distR="0" wp14:anchorId="537ECBD4" wp14:editId="1EA4A541">
             <wp:extent cx="2268071" cy="2268071"/>
             <wp:effectExtent l="0" t="0" r="5715" b="5715"/>
             <wp:docPr id="756522366" name="Picture 1"/>
@@ -4147,8 +4147,8 @@
       <w:tblGrid>
         <w:gridCol w:w="985"/>
         <w:gridCol w:w="1738"/>
-        <w:gridCol w:w="936"/>
-        <w:gridCol w:w="5938"/>
+        <w:gridCol w:w="1005"/>
+        <w:gridCol w:w="5869"/>
       </w:tblGrid>
       <w:tr>
         <w:trPr>
@@ -4833,6 +4833,233 @@
                 <w14:ligatures w14:val="none"/>
               </w:rPr>
               <w:t>Karanlık ve açık temalar eklendi.</w:t>
+            </w:r>
+          </w:p>
+        </w:tc>
+      </w:tr>
+      <w:tr>
+        <w:trPr>
+          <w:trHeight w:val="842"/>
+        </w:trPr>
+        <w:tc>
+          <w:tcPr>
+            <w:tcW w:w="985" w:type="dxa"/>
+            <w:tcBorders>
+              <w:top w:val="single" w:sz="6" w:space="0" w:color="auto"/>
+              <w:left w:val="single" w:sz="6" w:space="0" w:color="auto"/>
+              <w:bottom w:val="single" w:sz="6" w:space="0" w:color="auto"/>
+              <w:right w:val="single" w:sz="6" w:space="0" w:color="auto"/>
+            </w:tcBorders>
+            <w:vAlign w:val="center"/>
+          </w:tcPr>
+          <w:p>
+            <w:pPr>
+              <w:spacing w:after="0" w:line="240" w:lineRule="auto"/>
+              <w:rPr>
+                <w:rFonts w:ascii="Arial" w:eastAsia="Times New Roman" w:hAnsi="Arial" w:cs="Arial"/>
+                <w:color w:val="000000"/>
+                <w:kern w:val="0"/>
+                <w:lang w:eastAsia="fr-FR"/>
+                <w14:ligatures w14:val="none"/>
+              </w:rPr>
+            </w:pPr>
+            <w:r>
+              <w:rPr>
+                <w:rFonts w:ascii="Arial" w:eastAsia="Times New Roman" w:hAnsi="Arial" w:cs="Arial"/>
+                <w:color w:val="000000"/>
+                <w:kern w:val="0"/>
+                <w:lang w:eastAsia="fr-FR"/>
+                <w14:ligatures w14:val="none"/>
+              </w:rPr>
+              <w:t>3</w:t>
+            </w:r>
+          </w:p>
+        </w:tc>
+        <w:tc>
+          <w:tcPr>
+            <w:tcW w:w="1738" w:type="dxa"/>
+            <w:tcBorders>
+              <w:top w:val="single" w:sz="6" w:space="0" w:color="auto"/>
+              <w:left w:val="single" w:sz="6" w:space="0" w:color="auto"/>
+              <w:bottom w:val="single" w:sz="6" w:space="0" w:color="auto"/>
+              <w:right w:val="single" w:sz="6" w:space="0" w:color="auto"/>
+            </w:tcBorders>
+            <w:vAlign w:val="center"/>
+          </w:tcPr>
+          <w:p>
+            <w:pPr>
+              <w:spacing w:after="0" w:line="240" w:lineRule="auto"/>
+              <w:rPr>
+                <w:rFonts w:ascii="Arial" w:eastAsia="Times New Roman" w:hAnsi="Arial" w:cs="Arial"/>
+                <w:color w:val="000000"/>
+                <w:kern w:val="0"/>
+                <w:lang w:eastAsia="fr-FR"/>
+                <w14:ligatures w14:val="none"/>
+              </w:rPr>
+            </w:pPr>
+            <w:r>
+              <w:rPr>
+                <w:rFonts w:ascii="Arial" w:eastAsia="Times New Roman" w:hAnsi="Arial" w:cs="Arial"/>
+                <w:color w:val="000000"/>
+                <w:kern w:val="0"/>
+                <w:lang w:eastAsia="fr-FR"/>
+                <w14:ligatures w14:val="none"/>
+              </w:rPr>
+              <w:t>Yerel DB Yapısı</w:t>
+            </w:r>
+          </w:p>
+        </w:tc>
+        <w:tc>
+          <w:tcPr>
+            <w:tcW w:w="0" w:type="auto"/>
+            <w:tcBorders>
+              <w:top w:val="single" w:sz="6" w:space="0" w:color="auto"/>
+              <w:left w:val="single" w:sz="6" w:space="0" w:color="auto"/>
+              <w:bottom w:val="single" w:sz="6" w:space="0" w:color="auto"/>
+              <w:right w:val="single" w:sz="6" w:space="0" w:color="auto"/>
+            </w:tcBorders>
+            <w:vAlign w:val="center"/>
+          </w:tcPr>
+          <w:p>
+            <w:pPr>
+              <w:spacing w:after="0" w:line="240" w:lineRule="auto"/>
+              <w:rPr>
+                <w:rFonts w:ascii="Arial" w:eastAsia="Times New Roman" w:hAnsi="Arial" w:cs="Arial"/>
+                <w:color w:val="000000"/>
+                <w:kern w:val="0"/>
+                <w:lang w:eastAsia="fr-FR"/>
+                <w14:ligatures w14:val="none"/>
+              </w:rPr>
+            </w:pPr>
+            <w:r>
+              <w:rPr>
+                <w:rFonts w:ascii="Arial" w:eastAsia="Times New Roman" w:hAnsi="Arial" w:cs="Arial"/>
+                <w:color w:val="000000"/>
+                <w:kern w:val="0"/>
+                <w:lang w:eastAsia="fr-FR"/>
+                <w14:ligatures w14:val="none"/>
+              </w:rPr>
+              <w:t>2.1, 2.2, 3.1</w:t>
+            </w:r>
+          </w:p>
+        </w:tc>
+        <w:tc>
+          <w:tcPr>
+            <w:tcW w:w="0" w:type="auto"/>
+            <w:tcBorders>
+              <w:top w:val="single" w:sz="6" w:space="0" w:color="auto"/>
+              <w:left w:val="single" w:sz="6" w:space="0" w:color="auto"/>
+              <w:bottom w:val="single" w:sz="6" w:space="0" w:color="auto"/>
+              <w:right w:val="single" w:sz="6" w:space="0" w:color="auto"/>
+            </w:tcBorders>
+            <w:vAlign w:val="center"/>
+          </w:tcPr>
+          <w:p>
+            <w:pPr>
+              <w:pStyle w:val="Paragraphedeliste"/>
+              <w:numPr>
+                <w:ilvl w:val="0"/>
+                <w:numId w:val="9"/>
+              </w:numPr>
+              <w:spacing w:after="0" w:line="240" w:lineRule="auto"/>
+              <w:rPr>
+                <w:rFonts w:ascii="Arial" w:eastAsia="Times New Roman" w:hAnsi="Arial" w:cs="Arial"/>
+                <w:color w:val="000000"/>
+                <w:kern w:val="0"/>
+                <w:lang w:eastAsia="fr-FR"/>
+                <w14:ligatures w14:val="none"/>
+              </w:rPr>
+            </w:pPr>
+            <w:r>
+              <w:rPr>
+                <w:rFonts w:ascii="Arial" w:eastAsia="Times New Roman" w:hAnsi="Arial" w:cs="Arial"/>
+                <w:color w:val="000000"/>
+                <w:kern w:val="0"/>
+                <w:lang w:eastAsia="fr-FR"/>
+                <w14:ligatures w14:val="none"/>
+              </w:rPr>
+              <w:t>SQL tablolarının oluşturma</w:t>
+            </w:r>
+          </w:p>
+          <w:p>
+            <w:pPr>
+              <w:pStyle w:val="Paragraphedeliste"/>
+              <w:numPr>
+                <w:ilvl w:val="0"/>
+                <w:numId w:val="9"/>
+              </w:numPr>
+              <w:spacing w:after="0" w:line="240" w:lineRule="auto"/>
+              <w:rPr>
+                <w:rFonts w:ascii="Arial" w:eastAsia="Times New Roman" w:hAnsi="Arial" w:cs="Arial"/>
+                <w:color w:val="000000"/>
+                <w:kern w:val="0"/>
+                <w:lang w:eastAsia="fr-FR"/>
+                <w14:ligatures w14:val="none"/>
+              </w:rPr>
+            </w:pPr>
+            <w:r>
+              <w:rPr>
+                <w:rFonts w:ascii="Arial" w:eastAsia="Times New Roman" w:hAnsi="Arial" w:cs="Arial"/>
+                <w:color w:val="000000"/>
+                <w:kern w:val="0"/>
+                <w:lang w:eastAsia="fr-FR"/>
+                <w14:ligatures w14:val="none"/>
+              </w:rPr>
+              <w:t>Database işlemleri için helper objelerin ve metodların oluşturulması</w:t>
+            </w:r>
+          </w:p>
+          <w:p>
+            <w:pPr>
+              <w:pStyle w:val="Paragraphedeliste"/>
+              <w:numPr>
+                <w:ilvl w:val="0"/>
+                <w:numId w:val="9"/>
+              </w:numPr>
+              <w:spacing w:after="0" w:line="240" w:lineRule="auto"/>
+              <w:rPr>
+                <w:rFonts w:ascii="Arial" w:eastAsia="Times New Roman" w:hAnsi="Arial" w:cs="Arial"/>
+                <w:color w:val="000000"/>
+                <w:kern w:val="0"/>
+                <w:lang w:eastAsia="fr-FR"/>
+                <w14:ligatures w14:val="none"/>
+              </w:rPr>
+            </w:pPr>
+            <w:r>
+              <w:rPr>
+                <w:rFonts w:ascii="Arial" w:eastAsia="Times New Roman" w:hAnsi="Arial" w:cs="Arial"/>
+                <w:color w:val="000000"/>
+                <w:kern w:val="0"/>
+                <w:lang w:eastAsia="fr-FR"/>
+                <w14:ligatures w14:val="none"/>
+              </w:rPr>
+              <w:t>Veri döndüren API isteklerinin tek elden yönetimi için apiRequest objesinin  hazırlanması</w:t>
+            </w:r>
+          </w:p>
+          <w:p>
+            <w:pPr>
+              <w:pStyle w:val="Paragraphedeliste"/>
+              <w:numPr>
+                <w:ilvl w:val="0"/>
+                <w:numId w:val="9"/>
+              </w:numPr>
+              <w:spacing w:after="0" w:line="240" w:lineRule="auto"/>
+              <w:rPr>
+                <w:rFonts w:ascii="Arial" w:eastAsia="Times New Roman" w:hAnsi="Arial" w:cs="Arial"/>
+                <w:color w:val="000000"/>
+                <w:kern w:val="0"/>
+                <w:lang w:eastAsia="fr-FR"/>
+                <w14:ligatures w14:val="none"/>
+              </w:rPr>
+            </w:pPr>
+            <w:r>
+              <w:rPr>
+                <w:rFonts w:ascii="Arial" w:eastAsia="Times New Roman" w:hAnsi="Arial" w:cs="Arial"/>
+                <w:color w:val="000000"/>
+                <w:kern w:val="0"/>
+                <w:lang w:eastAsia="fr-FR"/>
+                <w14:ligatures w14:val="none"/>
+              </w:rPr>
+              <w:t>TypeScript arayüzlerinin hazırlanması</w:t>
             </w:r>
           </w:p>
         </w:tc>

--- a/BELGELER/RAPOR.docx
+++ b/BELGELER/RAPOR.docx
@@ -20,7 +20,7 @@
           <w:noProof/>
         </w:rPr>
         <w:drawing>
-          <wp:inline distT="0" distB="0" distL="0" distR="0" wp14:anchorId="537ECBD4" wp14:editId="1EA4A541">
+          <wp:inline distT="0" distB="0" distL="0" distR="0" wp14:anchorId="537ECBD4" wp14:editId="39A33DB1">
             <wp:extent cx="2268071" cy="2268071"/>
             <wp:effectExtent l="0" t="0" r="5715" b="5715"/>
             <wp:docPr id="756522366" name="Picture 1"/>
@@ -4147,8 +4147,8 @@
       <w:tblGrid>
         <w:gridCol w:w="985"/>
         <w:gridCol w:w="1738"/>
-        <w:gridCol w:w="1005"/>
-        <w:gridCol w:w="5869"/>
+        <w:gridCol w:w="998"/>
+        <w:gridCol w:w="5876"/>
       </w:tblGrid>
       <w:tr>
         <w:trPr>
@@ -5060,6 +5060,228 @@
                 <w14:ligatures w14:val="none"/>
               </w:rPr>
               <w:t>TypeScript arayüzlerinin hazırlanması</w:t>
+            </w:r>
+          </w:p>
+        </w:tc>
+      </w:tr>
+      <w:tr>
+        <w:trPr>
+          <w:trHeight w:val="842"/>
+        </w:trPr>
+        <w:tc>
+          <w:tcPr>
+            <w:tcW w:w="985" w:type="dxa"/>
+            <w:tcBorders>
+              <w:top w:val="single" w:sz="6" w:space="0" w:color="auto"/>
+              <w:left w:val="single" w:sz="6" w:space="0" w:color="auto"/>
+              <w:bottom w:val="single" w:sz="6" w:space="0" w:color="auto"/>
+              <w:right w:val="single" w:sz="6" w:space="0" w:color="auto"/>
+            </w:tcBorders>
+            <w:vAlign w:val="center"/>
+          </w:tcPr>
+          <w:p>
+            <w:pPr>
+              <w:spacing w:after="0" w:line="240" w:lineRule="auto"/>
+              <w:rPr>
+                <w:rFonts w:ascii="Arial" w:eastAsia="Times New Roman" w:hAnsi="Arial" w:cs="Arial"/>
+                <w:color w:val="000000"/>
+                <w:kern w:val="0"/>
+                <w:lang w:eastAsia="fr-FR"/>
+                <w14:ligatures w14:val="none"/>
+              </w:rPr>
+            </w:pPr>
+            <w:r>
+              <w:rPr>
+                <w:rFonts w:ascii="Arial" w:eastAsia="Times New Roman" w:hAnsi="Arial" w:cs="Arial"/>
+                <w:color w:val="000000"/>
+                <w:kern w:val="0"/>
+                <w:lang w:eastAsia="fr-FR"/>
+                <w14:ligatures w14:val="none"/>
+              </w:rPr>
+              <w:t>4</w:t>
+            </w:r>
+          </w:p>
+        </w:tc>
+        <w:tc>
+          <w:tcPr>
+            <w:tcW w:w="1738" w:type="dxa"/>
+            <w:tcBorders>
+              <w:top w:val="single" w:sz="6" w:space="0" w:color="auto"/>
+              <w:left w:val="single" w:sz="6" w:space="0" w:color="auto"/>
+              <w:bottom w:val="single" w:sz="6" w:space="0" w:color="auto"/>
+              <w:right w:val="single" w:sz="6" w:space="0" w:color="auto"/>
+            </w:tcBorders>
+            <w:vAlign w:val="center"/>
+          </w:tcPr>
+          <w:p>
+            <w:pPr>
+              <w:spacing w:after="0" w:line="240" w:lineRule="auto"/>
+              <w:rPr>
+                <w:rFonts w:ascii="Arial" w:eastAsia="Times New Roman" w:hAnsi="Arial" w:cs="Arial"/>
+                <w:color w:val="000000"/>
+                <w:kern w:val="0"/>
+                <w:lang w:eastAsia="fr-FR"/>
+                <w14:ligatures w14:val="none"/>
+              </w:rPr>
+            </w:pPr>
+            <w:r>
+              <w:rPr>
+                <w:rFonts w:ascii="Arial" w:eastAsia="Times New Roman" w:hAnsi="Arial" w:cs="Arial"/>
+                <w:color w:val="000000"/>
+                <w:kern w:val="0"/>
+                <w:lang w:eastAsia="fr-FR"/>
+                <w14:ligatures w14:val="none"/>
+              </w:rPr>
+              <w:t>Offline-First</w:t>
+            </w:r>
+          </w:p>
+        </w:tc>
+        <w:tc>
+          <w:tcPr>
+            <w:tcW w:w="0" w:type="auto"/>
+            <w:tcBorders>
+              <w:top w:val="single" w:sz="6" w:space="0" w:color="auto"/>
+              <w:left w:val="single" w:sz="6" w:space="0" w:color="auto"/>
+              <w:bottom w:val="single" w:sz="6" w:space="0" w:color="auto"/>
+              <w:right w:val="single" w:sz="6" w:space="0" w:color="auto"/>
+            </w:tcBorders>
+            <w:vAlign w:val="center"/>
+          </w:tcPr>
+          <w:p>
+            <w:pPr>
+              <w:spacing w:after="0" w:line="240" w:lineRule="auto"/>
+              <w:rPr>
+                <w:rFonts w:ascii="Arial" w:eastAsia="Times New Roman" w:hAnsi="Arial" w:cs="Arial"/>
+                <w:color w:val="000000"/>
+                <w:kern w:val="0"/>
+                <w:lang w:eastAsia="fr-FR"/>
+                <w14:ligatures w14:val="none"/>
+              </w:rPr>
+            </w:pPr>
+            <w:r>
+              <w:rPr>
+                <w:rFonts w:ascii="Arial" w:eastAsia="Times New Roman" w:hAnsi="Arial" w:cs="Arial"/>
+                <w:color w:val="000000"/>
+                <w:kern w:val="0"/>
+                <w:lang w:eastAsia="fr-FR"/>
+                <w14:ligatures w14:val="none"/>
+              </w:rPr>
+              <w:t>4.3.</w:t>
+            </w:r>
+          </w:p>
+        </w:tc>
+        <w:tc>
+          <w:tcPr>
+            <w:tcW w:w="0" w:type="auto"/>
+            <w:tcBorders>
+              <w:top w:val="single" w:sz="6" w:space="0" w:color="auto"/>
+              <w:left w:val="single" w:sz="6" w:space="0" w:color="auto"/>
+              <w:bottom w:val="single" w:sz="6" w:space="0" w:color="auto"/>
+              <w:right w:val="single" w:sz="6" w:space="0" w:color="auto"/>
+            </w:tcBorders>
+            <w:vAlign w:val="center"/>
+          </w:tcPr>
+          <w:p>
+            <w:pPr>
+              <w:spacing w:after="0" w:line="240" w:lineRule="auto"/>
+              <w:rPr>
+                <w:rFonts w:ascii="Arial" w:eastAsia="Times New Roman" w:hAnsi="Arial" w:cs="Arial"/>
+                <w:color w:val="000000"/>
+                <w:kern w:val="0"/>
+                <w:lang w:eastAsia="fr-FR"/>
+                <w14:ligatures w14:val="none"/>
+              </w:rPr>
+            </w:pPr>
+            <w:r>
+              <w:rPr>
+                <w:rFonts w:ascii="Arial" w:eastAsia="Times New Roman" w:hAnsi="Arial" w:cs="Arial"/>
+                <w:color w:val="000000"/>
+                <w:kern w:val="0"/>
+                <w:lang w:eastAsia="fr-FR"/>
+                <w14:ligatures w14:val="none"/>
+              </w:rPr>
+              <w:t>(vize haftası sebebiyle az miktarda ilerleme kayedilmiştir)</w:t>
+            </w:r>
+          </w:p>
+          <w:p>
+            <w:pPr>
+              <w:pStyle w:val="Paragraphedeliste"/>
+              <w:numPr>
+                <w:ilvl w:val="0"/>
+                <w:numId w:val="9"/>
+              </w:numPr>
+              <w:spacing w:after="0" w:line="240" w:lineRule="auto"/>
+              <w:rPr>
+                <w:rFonts w:ascii="Arial" w:eastAsia="Times New Roman" w:hAnsi="Arial" w:cs="Arial"/>
+                <w:color w:val="000000"/>
+                <w:kern w:val="0"/>
+                <w:lang w:eastAsia="fr-FR"/>
+                <w14:ligatures w14:val="none"/>
+              </w:rPr>
+            </w:pPr>
+            <w:r>
+              <w:rPr>
+                <w:rFonts w:ascii="Arial" w:eastAsia="Times New Roman" w:hAnsi="Arial" w:cs="Arial"/>
+                <w:color w:val="000000"/>
+                <w:kern w:val="0"/>
+                <w:lang w:eastAsia="fr-FR"/>
+                <w14:ligatures w14:val="none"/>
+              </w:rPr>
+              <w:t>Koleksiyonlar sayfası eklendi.</w:t>
+            </w:r>
+          </w:p>
+          <w:p>
+            <w:pPr>
+              <w:pStyle w:val="Paragraphedeliste"/>
+              <w:numPr>
+                <w:ilvl w:val="0"/>
+                <w:numId w:val="9"/>
+              </w:numPr>
+              <w:spacing w:after="0" w:line="240" w:lineRule="auto"/>
+              <w:rPr>
+                <w:rFonts w:ascii="Arial" w:eastAsia="Times New Roman" w:hAnsi="Arial" w:cs="Arial"/>
+                <w:color w:val="000000"/>
+                <w:kern w:val="0"/>
+                <w:lang w:eastAsia="fr-FR"/>
+                <w14:ligatures w14:val="none"/>
+              </w:rPr>
+            </w:pPr>
+            <w:r>
+              <w:rPr>
+                <w:rFonts w:ascii="Arial" w:eastAsia="Times New Roman" w:hAnsi="Arial" w:cs="Arial"/>
+                <w:color w:val="000000"/>
+                <w:kern w:val="0"/>
+                <w:lang w:eastAsia="fr-FR"/>
+                <w14:ligatures w14:val="none"/>
+              </w:rPr>
+              <w:t>Koleksiyon sayfaları eklendi.</w:t>
+            </w:r>
+          </w:p>
+          <w:p>
+            <w:pPr>
+              <w:pStyle w:val="Paragraphedeliste"/>
+              <w:numPr>
+                <w:ilvl w:val="0"/>
+                <w:numId w:val="9"/>
+              </w:numPr>
+              <w:spacing w:after="0" w:line="240" w:lineRule="auto"/>
+              <w:rPr>
+                <w:rFonts w:ascii="Arial" w:eastAsia="Times New Roman" w:hAnsi="Arial" w:cs="Arial"/>
+                <w:color w:val="000000"/>
+                <w:kern w:val="0"/>
+                <w:lang w:eastAsia="fr-FR"/>
+                <w14:ligatures w14:val="none"/>
+              </w:rPr>
+            </w:pPr>
+            <w:r>
+              <w:rPr>
+                <w:rFonts w:ascii="Arial" w:eastAsia="Times New Roman" w:hAnsi="Arial" w:cs="Arial"/>
+                <w:color w:val="000000"/>
+                <w:kern w:val="0"/>
+                <w:lang w:eastAsia="fr-FR"/>
+                <w14:ligatures w14:val="none"/>
+              </w:rPr>
+              <w:t>Koleksiyonlarla ilgili sayfalara ilgili butonlar eklendi. Sonrasında bağlantıları yapılacak.</w:t>
             </w:r>
           </w:p>
         </w:tc>

--- a/BELGELER/RAPOR.docx
+++ b/BELGELER/RAPOR.docx
@@ -20,7 +20,7 @@
           <w:noProof/>
         </w:rPr>
         <w:drawing>
-          <wp:inline distT="0" distB="0" distL="0" distR="0" wp14:anchorId="537ECBD4" wp14:editId="39A33DB1">
+          <wp:inline distT="0" distB="0" distL="0" distR="0" wp14:anchorId="537ECBD4" wp14:editId="30CA25B3">
             <wp:extent cx="2268071" cy="2268071"/>
             <wp:effectExtent l="0" t="0" r="5715" b="5715"/>
             <wp:docPr id="756522366" name="Picture 1"/>
@@ -4147,8 +4147,8 @@
       <w:tblGrid>
         <w:gridCol w:w="985"/>
         <w:gridCol w:w="1738"/>
-        <w:gridCol w:w="998"/>
-        <w:gridCol w:w="5876"/>
+        <w:gridCol w:w="995"/>
+        <w:gridCol w:w="5879"/>
       </w:tblGrid>
       <w:tr>
         <w:trPr>
@@ -5282,6 +5282,152 @@
                 <w14:ligatures w14:val="none"/>
               </w:rPr>
               <w:t>Koleksiyonlarla ilgili sayfalara ilgili butonlar eklendi. Sonrasında bağlantıları yapılacak.</w:t>
+            </w:r>
+          </w:p>
+        </w:tc>
+      </w:tr>
+      <w:tr>
+        <w:trPr>
+          <w:trHeight w:val="842"/>
+        </w:trPr>
+        <w:tc>
+          <w:tcPr>
+            <w:tcW w:w="985" w:type="dxa"/>
+            <w:tcBorders>
+              <w:top w:val="single" w:sz="6" w:space="0" w:color="auto"/>
+              <w:left w:val="single" w:sz="6" w:space="0" w:color="auto"/>
+              <w:bottom w:val="single" w:sz="6" w:space="0" w:color="auto"/>
+              <w:right w:val="single" w:sz="6" w:space="0" w:color="auto"/>
+            </w:tcBorders>
+            <w:vAlign w:val="center"/>
+          </w:tcPr>
+          <w:p>
+            <w:pPr>
+              <w:spacing w:after="0" w:line="240" w:lineRule="auto"/>
+              <w:rPr>
+                <w:rFonts w:ascii="Arial" w:eastAsia="Times New Roman" w:hAnsi="Arial" w:cs="Arial"/>
+                <w:color w:val="000000"/>
+                <w:kern w:val="0"/>
+                <w:lang w:eastAsia="fr-FR"/>
+                <w14:ligatures w14:val="none"/>
+              </w:rPr>
+            </w:pPr>
+            <w:r>
+              <w:rPr>
+                <w:rFonts w:ascii="Arial" w:eastAsia="Times New Roman" w:hAnsi="Arial" w:cs="Arial"/>
+                <w:color w:val="000000"/>
+                <w:kern w:val="0"/>
+                <w:lang w:eastAsia="fr-FR"/>
+                <w14:ligatures w14:val="none"/>
+              </w:rPr>
+              <w:t>5</w:t>
+            </w:r>
+          </w:p>
+        </w:tc>
+        <w:tc>
+          <w:tcPr>
+            <w:tcW w:w="1738" w:type="dxa"/>
+            <w:tcBorders>
+              <w:top w:val="single" w:sz="6" w:space="0" w:color="auto"/>
+              <w:left w:val="single" w:sz="6" w:space="0" w:color="auto"/>
+              <w:bottom w:val="single" w:sz="6" w:space="0" w:color="auto"/>
+              <w:right w:val="single" w:sz="6" w:space="0" w:color="auto"/>
+            </w:tcBorders>
+            <w:vAlign w:val="center"/>
+          </w:tcPr>
+          <w:p>
+            <w:pPr>
+              <w:spacing w:after="0" w:line="240" w:lineRule="auto"/>
+              <w:rPr>
+                <w:rFonts w:ascii="Arial" w:eastAsia="Times New Roman" w:hAnsi="Arial" w:cs="Arial"/>
+                <w:color w:val="000000"/>
+                <w:kern w:val="0"/>
+                <w:lang w:eastAsia="fr-FR"/>
+                <w14:ligatures w14:val="none"/>
+              </w:rPr>
+            </w:pPr>
+            <w:r>
+              <w:rPr>
+                <w:rFonts w:ascii="Arial" w:eastAsia="Times New Roman" w:hAnsi="Arial" w:cs="Arial"/>
+                <w:color w:val="000000"/>
+                <w:kern w:val="0"/>
+                <w:lang w:eastAsia="fr-FR"/>
+                <w14:ligatures w14:val="none"/>
+              </w:rPr>
+              <w:t>Senkronizasyon</w:t>
+            </w:r>
+          </w:p>
+        </w:tc>
+        <w:tc>
+          <w:tcPr>
+            <w:tcW w:w="0" w:type="auto"/>
+            <w:tcBorders>
+              <w:top w:val="single" w:sz="6" w:space="0" w:color="auto"/>
+              <w:left w:val="single" w:sz="6" w:space="0" w:color="auto"/>
+              <w:bottom w:val="single" w:sz="6" w:space="0" w:color="auto"/>
+              <w:right w:val="single" w:sz="6" w:space="0" w:color="auto"/>
+            </w:tcBorders>
+            <w:vAlign w:val="center"/>
+          </w:tcPr>
+          <w:p>
+            <w:pPr>
+              <w:spacing w:after="0" w:line="240" w:lineRule="auto"/>
+              <w:rPr>
+                <w:rFonts w:ascii="Arial" w:eastAsia="Times New Roman" w:hAnsi="Arial" w:cs="Arial"/>
+                <w:color w:val="000000"/>
+                <w:kern w:val="0"/>
+                <w:lang w:eastAsia="fr-FR"/>
+                <w14:ligatures w14:val="none"/>
+              </w:rPr>
+            </w:pPr>
+            <w:r>
+              <w:rPr>
+                <w:rFonts w:ascii="Arial" w:eastAsia="Times New Roman" w:hAnsi="Arial" w:cs="Arial"/>
+                <w:color w:val="000000"/>
+                <w:kern w:val="0"/>
+                <w:lang w:eastAsia="fr-FR"/>
+                <w14:ligatures w14:val="none"/>
+              </w:rPr>
+              <w:t>4.1, 4.2</w:t>
+            </w:r>
+          </w:p>
+        </w:tc>
+        <w:tc>
+          <w:tcPr>
+            <w:tcW w:w="0" w:type="auto"/>
+            <w:tcBorders>
+              <w:top w:val="single" w:sz="6" w:space="0" w:color="auto"/>
+              <w:left w:val="single" w:sz="6" w:space="0" w:color="auto"/>
+              <w:bottom w:val="single" w:sz="6" w:space="0" w:color="auto"/>
+              <w:right w:val="single" w:sz="6" w:space="0" w:color="auto"/>
+            </w:tcBorders>
+            <w:vAlign w:val="center"/>
+          </w:tcPr>
+          <w:p>
+            <w:pPr>
+              <w:pStyle w:val="Paragraphedeliste"/>
+              <w:numPr>
+                <w:ilvl w:val="0"/>
+                <w:numId w:val="10"/>
+              </w:numPr>
+              <w:spacing w:after="0" w:line="240" w:lineRule="auto"/>
+              <w:rPr>
+                <w:rFonts w:ascii="Arial" w:eastAsia="Times New Roman" w:hAnsi="Arial" w:cs="Arial"/>
+                <w:color w:val="000000"/>
+                <w:kern w:val="0"/>
+                <w:lang w:eastAsia="fr-FR"/>
+                <w14:ligatures w14:val="none"/>
+              </w:rPr>
+            </w:pPr>
+            <w:r>
+              <w:rPr>
+                <w:rFonts w:ascii="Arial" w:eastAsia="Times New Roman" w:hAnsi="Arial" w:cs="Arial"/>
+                <w:color w:val="000000"/>
+                <w:kern w:val="0"/>
+                <w:lang w:eastAsia="fr-FR"/>
+                <w14:ligatures w14:val="none"/>
+              </w:rPr>
+              <w:t>Senkronizasyon servisi eklendi.</w:t>
             </w:r>
           </w:p>
         </w:tc>
@@ -7113,6 +7259,119 @@
     </w:lvl>
   </w:abstractNum>
   <w:abstractNum w:abstractNumId="4" w15:restartNumberingAfterBreak="0">
+    <w:nsid w:val="1BAA6F73"/>
+    <w:multiLevelType w:val="hybridMultilevel"/>
+    <w:tmpl w:val="B908FD3A"/>
+    <w:lvl w:ilvl="0" w:tplc="040C0001">
+      <w:start w:val="1"/>
+      <w:numFmt w:val="bullet"/>
+      <w:lvlText w:val=""/>
+      <w:lvlJc w:val="left"/>
+      <w:pPr>
+        <w:ind w:left="720" w:hanging="360"/>
+      </w:pPr>
+      <w:rPr>
+        <w:rFonts w:ascii="Symbol" w:hAnsi="Symbol" w:hint="default"/>
+      </w:rPr>
+    </w:lvl>
+    <w:lvl w:ilvl="1" w:tplc="040C0003" w:tentative="1">
+      <w:start w:val="1"/>
+      <w:numFmt w:val="bullet"/>
+      <w:lvlText w:val="o"/>
+      <w:lvlJc w:val="left"/>
+      <w:pPr>
+        <w:ind w:left="1440" w:hanging="360"/>
+      </w:pPr>
+      <w:rPr>
+        <w:rFonts w:ascii="Courier New" w:hAnsi="Courier New" w:cs="Courier New" w:hint="default"/>
+      </w:rPr>
+    </w:lvl>
+    <w:lvl w:ilvl="2" w:tplc="040C0005" w:tentative="1">
+      <w:start w:val="1"/>
+      <w:numFmt w:val="bullet"/>
+      <w:lvlText w:val=""/>
+      <w:lvlJc w:val="left"/>
+      <w:pPr>
+        <w:ind w:left="2160" w:hanging="360"/>
+      </w:pPr>
+      <w:rPr>
+        <w:rFonts w:ascii="Wingdings" w:hAnsi="Wingdings" w:hint="default"/>
+      </w:rPr>
+    </w:lvl>
+    <w:lvl w:ilvl="3" w:tplc="040C0001" w:tentative="1">
+      <w:start w:val="1"/>
+      <w:numFmt w:val="bullet"/>
+      <w:lvlText w:val=""/>
+      <w:lvlJc w:val="left"/>
+      <w:pPr>
+        <w:ind w:left="2880" w:hanging="360"/>
+      </w:pPr>
+      <w:rPr>
+        <w:rFonts w:ascii="Symbol" w:hAnsi="Symbol" w:hint="default"/>
+      </w:rPr>
+    </w:lvl>
+    <w:lvl w:ilvl="4" w:tplc="040C0003" w:tentative="1">
+      <w:start w:val="1"/>
+      <w:numFmt w:val="bullet"/>
+      <w:lvlText w:val="o"/>
+      <w:lvlJc w:val="left"/>
+      <w:pPr>
+        <w:ind w:left="3600" w:hanging="360"/>
+      </w:pPr>
+      <w:rPr>
+        <w:rFonts w:ascii="Courier New" w:hAnsi="Courier New" w:cs="Courier New" w:hint="default"/>
+      </w:rPr>
+    </w:lvl>
+    <w:lvl w:ilvl="5" w:tplc="040C0005" w:tentative="1">
+      <w:start w:val="1"/>
+      <w:numFmt w:val="bullet"/>
+      <w:lvlText w:val=""/>
+      <w:lvlJc w:val="left"/>
+      <w:pPr>
+        <w:ind w:left="4320" w:hanging="360"/>
+      </w:pPr>
+      <w:rPr>
+        <w:rFonts w:ascii="Wingdings" w:hAnsi="Wingdings" w:hint="default"/>
+      </w:rPr>
+    </w:lvl>
+    <w:lvl w:ilvl="6" w:tplc="040C0001" w:tentative="1">
+      <w:start w:val="1"/>
+      <w:numFmt w:val="bullet"/>
+      <w:lvlText w:val=""/>
+      <w:lvlJc w:val="left"/>
+      <w:pPr>
+        <w:ind w:left="5040" w:hanging="360"/>
+      </w:pPr>
+      <w:rPr>
+        <w:rFonts w:ascii="Symbol" w:hAnsi="Symbol" w:hint="default"/>
+      </w:rPr>
+    </w:lvl>
+    <w:lvl w:ilvl="7" w:tplc="040C0003" w:tentative="1">
+      <w:start w:val="1"/>
+      <w:numFmt w:val="bullet"/>
+      <w:lvlText w:val="o"/>
+      <w:lvlJc w:val="left"/>
+      <w:pPr>
+        <w:ind w:left="5760" w:hanging="360"/>
+      </w:pPr>
+      <w:rPr>
+        <w:rFonts w:ascii="Courier New" w:hAnsi="Courier New" w:cs="Courier New" w:hint="default"/>
+      </w:rPr>
+    </w:lvl>
+    <w:lvl w:ilvl="8" w:tplc="040C0005" w:tentative="1">
+      <w:start w:val="1"/>
+      <w:numFmt w:val="bullet"/>
+      <w:lvlText w:val=""/>
+      <w:lvlJc w:val="left"/>
+      <w:pPr>
+        <w:ind w:left="6480" w:hanging="360"/>
+      </w:pPr>
+      <w:rPr>
+        <w:rFonts w:ascii="Wingdings" w:hAnsi="Wingdings" w:hint="default"/>
+      </w:rPr>
+    </w:lvl>
+  </w:abstractNum>
+  <w:abstractNum w:abstractNumId="5" w15:restartNumberingAfterBreak="0">
     <w:nsid w:val="35EF4768"/>
     <w:multiLevelType w:val="hybridMultilevel"/>
     <w:tmpl w:val="D0F6E96E"/>
@@ -7201,7 +7460,7 @@
       </w:pPr>
     </w:lvl>
   </w:abstractNum>
-  <w:abstractNum w:abstractNumId="5" w15:restartNumberingAfterBreak="0">
+  <w:abstractNum w:abstractNumId="6" w15:restartNumberingAfterBreak="0">
     <w:nsid w:val="51C40AF2"/>
     <w:multiLevelType w:val="hybridMultilevel"/>
     <w:tmpl w:val="BEA8DEB0"/>
@@ -7314,7 +7573,7 @@
       </w:rPr>
     </w:lvl>
   </w:abstractNum>
-  <w:abstractNum w:abstractNumId="6" w15:restartNumberingAfterBreak="0">
+  <w:abstractNum w:abstractNumId="7" w15:restartNumberingAfterBreak="0">
     <w:nsid w:val="57B92515"/>
     <w:multiLevelType w:val="multilevel"/>
     <w:tmpl w:val="0E66C292"/>
@@ -7435,7 +7694,7 @@
       </w:rPr>
     </w:lvl>
   </w:abstractNum>
-  <w:abstractNum w:abstractNumId="7" w15:restartNumberingAfterBreak="0">
+  <w:abstractNum w:abstractNumId="8" w15:restartNumberingAfterBreak="0">
     <w:nsid w:val="62BE64E5"/>
     <w:multiLevelType w:val="hybridMultilevel"/>
     <w:tmpl w:val="F5263ED6"/>
@@ -7548,7 +7807,7 @@
       </w:rPr>
     </w:lvl>
   </w:abstractNum>
-  <w:abstractNum w:abstractNumId="8" w15:restartNumberingAfterBreak="0">
+  <w:abstractNum w:abstractNumId="9" w15:restartNumberingAfterBreak="0">
     <w:nsid w:val="74552130"/>
     <w:multiLevelType w:val="hybridMultilevel"/>
     <w:tmpl w:val="7F209472"/>
@@ -7641,7 +7900,7 @@
     <w:abstractNumId w:val="1"/>
   </w:num>
   <w:num w:numId="2" w16cid:durableId="1816607646">
-    <w:abstractNumId w:val="8"/>
+    <w:abstractNumId w:val="9"/>
   </w:num>
   <w:num w:numId="3" w16cid:durableId="457068896">
     <w:abstractNumId w:val="3"/>
@@ -7650,19 +7909,22 @@
     <w:abstractNumId w:val="0"/>
   </w:num>
   <w:num w:numId="5" w16cid:durableId="1167094980">
+    <w:abstractNumId w:val="8"/>
+  </w:num>
+  <w:num w:numId="6" w16cid:durableId="859316842">
+    <w:abstractNumId w:val="5"/>
+  </w:num>
+  <w:num w:numId="7" w16cid:durableId="839658637">
     <w:abstractNumId w:val="7"/>
   </w:num>
-  <w:num w:numId="6" w16cid:durableId="859316842">
-    <w:abstractNumId w:val="4"/>
-  </w:num>
-  <w:num w:numId="7" w16cid:durableId="839658637">
+  <w:num w:numId="8" w16cid:durableId="190653116">
     <w:abstractNumId w:val="6"/>
-  </w:num>
-  <w:num w:numId="8" w16cid:durableId="190653116">
-    <w:abstractNumId w:val="5"/>
   </w:num>
   <w:num w:numId="9" w16cid:durableId="710767980">
     <w:abstractNumId w:val="2"/>
+  </w:num>
+  <w:num w:numId="10" w16cid:durableId="47730333">
+    <w:abstractNumId w:val="4"/>
   </w:num>
 </w:numbering>
 </file>

--- a/BELGELER/RAPOR.docx
+++ b/BELGELER/RAPOR.docx
@@ -20,7 +20,7 @@
           <w:noProof/>
         </w:rPr>
         <w:drawing>
-          <wp:inline distT="0" distB="0" distL="0" distR="0" wp14:anchorId="537ECBD4" wp14:editId="30CA25B3">
+          <wp:inline distT="0" distB="0" distL="0" distR="0" wp14:anchorId="537ECBD4" wp14:editId="194910E8">
             <wp:extent cx="2268071" cy="2268071"/>
             <wp:effectExtent l="0" t="0" r="5715" b="5715"/>
             <wp:docPr id="756522366" name="Picture 1"/>
@@ -5428,6 +5428,460 @@
                 <w14:ligatures w14:val="none"/>
               </w:rPr>
               <w:t>Senkronizasyon servisi eklendi.</w:t>
+            </w:r>
+          </w:p>
+        </w:tc>
+      </w:tr>
+      <w:tr>
+        <w:trPr>
+          <w:trHeight w:val="842"/>
+        </w:trPr>
+        <w:tc>
+          <w:tcPr>
+            <w:tcW w:w="985" w:type="dxa"/>
+            <w:tcBorders>
+              <w:top w:val="single" w:sz="6" w:space="0" w:color="auto"/>
+              <w:left w:val="single" w:sz="6" w:space="0" w:color="auto"/>
+              <w:bottom w:val="single" w:sz="6" w:space="0" w:color="auto"/>
+              <w:right w:val="single" w:sz="6" w:space="0" w:color="auto"/>
+            </w:tcBorders>
+            <w:vAlign w:val="center"/>
+          </w:tcPr>
+          <w:p>
+            <w:pPr>
+              <w:spacing w:after="0" w:line="240" w:lineRule="auto"/>
+              <w:rPr>
+                <w:rFonts w:ascii="Arial" w:eastAsia="Times New Roman" w:hAnsi="Arial" w:cs="Arial"/>
+                <w:color w:val="000000"/>
+                <w:kern w:val="0"/>
+                <w:lang w:eastAsia="fr-FR"/>
+                <w14:ligatures w14:val="none"/>
+              </w:rPr>
+            </w:pPr>
+            <w:r>
+              <w:rPr>
+                <w:rFonts w:ascii="Arial" w:eastAsia="Times New Roman" w:hAnsi="Arial" w:cs="Arial"/>
+                <w:color w:val="000000"/>
+                <w:kern w:val="0"/>
+                <w:lang w:eastAsia="fr-FR"/>
+                <w14:ligatures w14:val="none"/>
+              </w:rPr>
+              <w:t>6</w:t>
+            </w:r>
+          </w:p>
+        </w:tc>
+        <w:tc>
+          <w:tcPr>
+            <w:tcW w:w="1738" w:type="dxa"/>
+            <w:tcBorders>
+              <w:top w:val="single" w:sz="6" w:space="0" w:color="auto"/>
+              <w:left w:val="single" w:sz="6" w:space="0" w:color="auto"/>
+              <w:bottom w:val="single" w:sz="6" w:space="0" w:color="auto"/>
+              <w:right w:val="single" w:sz="6" w:space="0" w:color="auto"/>
+            </w:tcBorders>
+            <w:vAlign w:val="center"/>
+          </w:tcPr>
+          <w:p>
+            <w:pPr>
+              <w:spacing w:after="0" w:line="240" w:lineRule="auto"/>
+              <w:rPr>
+                <w:rFonts w:ascii="Arial" w:eastAsia="Times New Roman" w:hAnsi="Arial" w:cs="Arial"/>
+                <w:color w:val="000000"/>
+                <w:kern w:val="0"/>
+                <w:lang w:eastAsia="fr-FR"/>
+                <w14:ligatures w14:val="none"/>
+              </w:rPr>
+            </w:pPr>
+            <w:r>
+              <w:rPr>
+                <w:rFonts w:ascii="Arial" w:eastAsia="Times New Roman" w:hAnsi="Arial" w:cs="Arial"/>
+                <w:color w:val="000000"/>
+                <w:kern w:val="0"/>
+                <w:lang w:eastAsia="fr-FR"/>
+                <w14:ligatures w14:val="none"/>
+              </w:rPr>
+              <w:t>Dosya Yönetimi</w:t>
+            </w:r>
+          </w:p>
+        </w:tc>
+        <w:tc>
+          <w:tcPr>
+            <w:tcW w:w="0" w:type="auto"/>
+            <w:tcBorders>
+              <w:top w:val="single" w:sz="6" w:space="0" w:color="auto"/>
+              <w:left w:val="single" w:sz="6" w:space="0" w:color="auto"/>
+              <w:bottom w:val="single" w:sz="6" w:space="0" w:color="auto"/>
+              <w:right w:val="single" w:sz="6" w:space="0" w:color="auto"/>
+            </w:tcBorders>
+            <w:vAlign w:val="center"/>
+          </w:tcPr>
+          <w:p>
+            <w:pPr>
+              <w:spacing w:after="0" w:line="240" w:lineRule="auto"/>
+              <w:rPr>
+                <w:rFonts w:ascii="Arial" w:eastAsia="Times New Roman" w:hAnsi="Arial" w:cs="Arial"/>
+                <w:color w:val="000000"/>
+                <w:kern w:val="0"/>
+                <w:lang w:eastAsia="fr-FR"/>
+                <w14:ligatures w14:val="none"/>
+              </w:rPr>
+            </w:pPr>
+            <w:r>
+              <w:rPr>
+                <w:rFonts w:ascii="Arial" w:eastAsia="Times New Roman" w:hAnsi="Arial" w:cs="Arial"/>
+                <w:color w:val="000000"/>
+                <w:kern w:val="0"/>
+                <w:lang w:eastAsia="fr-FR"/>
+                <w14:ligatures w14:val="none"/>
+              </w:rPr>
+              <w:t>2.3, 2.4</w:t>
+            </w:r>
+          </w:p>
+        </w:tc>
+        <w:tc>
+          <w:tcPr>
+            <w:tcW w:w="0" w:type="auto"/>
+            <w:tcBorders>
+              <w:top w:val="single" w:sz="6" w:space="0" w:color="auto"/>
+              <w:left w:val="single" w:sz="6" w:space="0" w:color="auto"/>
+              <w:bottom w:val="single" w:sz="6" w:space="0" w:color="auto"/>
+              <w:right w:val="single" w:sz="6" w:space="0" w:color="auto"/>
+            </w:tcBorders>
+            <w:vAlign w:val="center"/>
+          </w:tcPr>
+          <w:p>
+            <w:pPr>
+              <w:pStyle w:val="Paragraphedeliste"/>
+              <w:numPr>
+                <w:ilvl w:val="0"/>
+                <w:numId w:val="10"/>
+              </w:numPr>
+              <w:spacing w:after="0" w:line="240" w:lineRule="auto"/>
+              <w:rPr>
+                <w:rFonts w:ascii="Arial" w:eastAsia="Times New Roman" w:hAnsi="Arial" w:cs="Arial"/>
+                <w:color w:val="000000"/>
+                <w:kern w:val="0"/>
+                <w:lang w:eastAsia="fr-FR"/>
+                <w14:ligatures w14:val="none"/>
+              </w:rPr>
+            </w:pPr>
+            <w:r>
+              <w:rPr>
+                <w:rFonts w:ascii="Arial" w:eastAsia="Times New Roman" w:hAnsi="Arial" w:cs="Arial"/>
+                <w:color w:val="000000"/>
+                <w:kern w:val="0"/>
+                <w:lang w:eastAsia="fr-FR"/>
+                <w14:ligatures w14:val="none"/>
+              </w:rPr>
+              <w:t>JSON dışa aktarma.</w:t>
+            </w:r>
+          </w:p>
+          <w:p>
+            <w:pPr>
+              <w:pStyle w:val="Paragraphedeliste"/>
+              <w:numPr>
+                <w:ilvl w:val="0"/>
+                <w:numId w:val="10"/>
+              </w:numPr>
+              <w:spacing w:after="0" w:line="240" w:lineRule="auto"/>
+              <w:rPr>
+                <w:rFonts w:ascii="Arial" w:eastAsia="Times New Roman" w:hAnsi="Arial" w:cs="Arial"/>
+                <w:color w:val="000000"/>
+                <w:kern w:val="0"/>
+                <w:lang w:eastAsia="fr-FR"/>
+                <w14:ligatures w14:val="none"/>
+              </w:rPr>
+            </w:pPr>
+            <w:r>
+              <w:rPr>
+                <w:rFonts w:ascii="Arial" w:eastAsia="Times New Roman" w:hAnsi="Arial" w:cs="Arial"/>
+                <w:color w:val="000000"/>
+                <w:kern w:val="0"/>
+                <w:lang w:eastAsia="fr-FR"/>
+                <w14:ligatures w14:val="none"/>
+              </w:rPr>
+              <w:t>JSON içe aktarma.</w:t>
+            </w:r>
+          </w:p>
+          <w:p>
+            <w:pPr>
+              <w:pStyle w:val="Paragraphedeliste"/>
+              <w:numPr>
+                <w:ilvl w:val="0"/>
+                <w:numId w:val="10"/>
+              </w:numPr>
+              <w:spacing w:after="0" w:line="240" w:lineRule="auto"/>
+              <w:rPr>
+                <w:rFonts w:ascii="Arial" w:eastAsia="Times New Roman" w:hAnsi="Arial" w:cs="Arial"/>
+                <w:color w:val="000000"/>
+                <w:kern w:val="0"/>
+                <w:lang w:eastAsia="fr-FR"/>
+                <w14:ligatures w14:val="none"/>
+              </w:rPr>
+            </w:pPr>
+            <w:r>
+              <w:rPr>
+                <w:rFonts w:ascii="Arial" w:eastAsia="Times New Roman" w:hAnsi="Arial" w:cs="Arial"/>
+                <w:color w:val="000000"/>
+                <w:kern w:val="0"/>
+                <w:lang w:eastAsia="fr-FR"/>
+                <w14:ligatures w14:val="none"/>
+              </w:rPr>
+              <w:t>CSV içe aktarma.</w:t>
+            </w:r>
+          </w:p>
+          <w:p>
+            <w:pPr>
+              <w:pStyle w:val="Paragraphedeliste"/>
+              <w:numPr>
+                <w:ilvl w:val="0"/>
+                <w:numId w:val="10"/>
+              </w:numPr>
+              <w:spacing w:after="0" w:line="240" w:lineRule="auto"/>
+              <w:rPr>
+                <w:rFonts w:ascii="Arial" w:eastAsia="Times New Roman" w:hAnsi="Arial" w:cs="Arial"/>
+                <w:color w:val="000000"/>
+                <w:kern w:val="0"/>
+                <w:lang w:eastAsia="fr-FR"/>
+                <w14:ligatures w14:val="none"/>
+              </w:rPr>
+            </w:pPr>
+            <w:r>
+              <w:rPr>
+                <w:rFonts w:ascii="Arial" w:eastAsia="Times New Roman" w:hAnsi="Arial" w:cs="Arial"/>
+                <w:color w:val="000000"/>
+                <w:kern w:val="0"/>
+                <w:lang w:eastAsia="fr-FR"/>
+                <w14:ligatures w14:val="none"/>
+              </w:rPr>
+              <w:t>Renk seçici.</w:t>
+            </w:r>
+          </w:p>
+          <w:p>
+            <w:pPr>
+              <w:pStyle w:val="Paragraphedeliste"/>
+              <w:numPr>
+                <w:ilvl w:val="0"/>
+                <w:numId w:val="10"/>
+              </w:numPr>
+              <w:spacing w:after="0" w:line="240" w:lineRule="auto"/>
+              <w:rPr>
+                <w:rFonts w:ascii="Arial" w:eastAsia="Times New Roman" w:hAnsi="Arial" w:cs="Arial"/>
+                <w:color w:val="000000"/>
+                <w:kern w:val="0"/>
+                <w:lang w:eastAsia="fr-FR"/>
+                <w14:ligatures w14:val="none"/>
+              </w:rPr>
+            </w:pPr>
+            <w:r>
+              <w:rPr>
+                <w:rFonts w:ascii="Arial" w:eastAsia="Times New Roman" w:hAnsi="Arial" w:cs="Arial"/>
+                <w:color w:val="000000"/>
+                <w:kern w:val="0"/>
+                <w:lang w:eastAsia="fr-FR"/>
+                <w14:ligatures w14:val="none"/>
+              </w:rPr>
+              <w:t>Etiket özelliği.</w:t>
+            </w:r>
+          </w:p>
+        </w:tc>
+      </w:tr>
+      <w:tr>
+        <w:trPr>
+          <w:trHeight w:val="842"/>
+        </w:trPr>
+        <w:tc>
+          <w:tcPr>
+            <w:tcW w:w="985" w:type="dxa"/>
+            <w:tcBorders>
+              <w:top w:val="single" w:sz="6" w:space="0" w:color="auto"/>
+              <w:left w:val="single" w:sz="6" w:space="0" w:color="auto"/>
+              <w:bottom w:val="single" w:sz="6" w:space="0" w:color="auto"/>
+              <w:right w:val="single" w:sz="6" w:space="0" w:color="auto"/>
+            </w:tcBorders>
+            <w:vAlign w:val="center"/>
+          </w:tcPr>
+          <w:p>
+            <w:pPr>
+              <w:spacing w:after="0" w:line="240" w:lineRule="auto"/>
+              <w:rPr>
+                <w:rFonts w:ascii="Arial" w:eastAsia="Times New Roman" w:hAnsi="Arial" w:cs="Arial"/>
+                <w:color w:val="000000"/>
+                <w:kern w:val="0"/>
+                <w:lang w:eastAsia="fr-FR"/>
+                <w14:ligatures w14:val="none"/>
+              </w:rPr>
+            </w:pPr>
+            <w:r>
+              <w:rPr>
+                <w:rFonts w:ascii="Arial" w:eastAsia="Times New Roman" w:hAnsi="Arial" w:cs="Arial"/>
+                <w:color w:val="000000"/>
+                <w:kern w:val="0"/>
+                <w:lang w:eastAsia="fr-FR"/>
+                <w14:ligatures w14:val="none"/>
+              </w:rPr>
+              <w:t>7</w:t>
+            </w:r>
+          </w:p>
+        </w:tc>
+        <w:tc>
+          <w:tcPr>
+            <w:tcW w:w="1738" w:type="dxa"/>
+            <w:tcBorders>
+              <w:top w:val="single" w:sz="6" w:space="0" w:color="auto"/>
+              <w:left w:val="single" w:sz="6" w:space="0" w:color="auto"/>
+              <w:bottom w:val="single" w:sz="6" w:space="0" w:color="auto"/>
+              <w:right w:val="single" w:sz="6" w:space="0" w:color="auto"/>
+            </w:tcBorders>
+            <w:vAlign w:val="center"/>
+          </w:tcPr>
+          <w:p>
+            <w:pPr>
+              <w:spacing w:after="0" w:line="240" w:lineRule="auto"/>
+              <w:rPr>
+                <w:rFonts w:ascii="Arial" w:eastAsia="Times New Roman" w:hAnsi="Arial" w:cs="Arial"/>
+                <w:color w:val="000000"/>
+                <w:kern w:val="0"/>
+                <w:lang w:eastAsia="fr-FR"/>
+                <w14:ligatures w14:val="none"/>
+              </w:rPr>
+            </w:pPr>
+            <w:r>
+              <w:rPr>
+                <w:rFonts w:ascii="Arial" w:eastAsia="Times New Roman" w:hAnsi="Arial" w:cs="Arial"/>
+                <w:color w:val="000000"/>
+                <w:kern w:val="0"/>
+                <w:lang w:eastAsia="fr-FR"/>
+                <w14:ligatures w14:val="none"/>
+              </w:rPr>
+              <w:t>Öğrenme Modu</w:t>
+            </w:r>
+          </w:p>
+        </w:tc>
+        <w:tc>
+          <w:tcPr>
+            <w:tcW w:w="0" w:type="auto"/>
+            <w:tcBorders>
+              <w:top w:val="single" w:sz="6" w:space="0" w:color="auto"/>
+              <w:left w:val="single" w:sz="6" w:space="0" w:color="auto"/>
+              <w:bottom w:val="single" w:sz="6" w:space="0" w:color="auto"/>
+              <w:right w:val="single" w:sz="6" w:space="0" w:color="auto"/>
+            </w:tcBorders>
+            <w:vAlign w:val="center"/>
+          </w:tcPr>
+          <w:p>
+            <w:pPr>
+              <w:spacing w:after="0" w:line="240" w:lineRule="auto"/>
+              <w:rPr>
+                <w:rFonts w:ascii="Arial" w:eastAsia="Times New Roman" w:hAnsi="Arial" w:cs="Arial"/>
+                <w:color w:val="000000"/>
+                <w:kern w:val="0"/>
+                <w:lang w:eastAsia="fr-FR"/>
+                <w14:ligatures w14:val="none"/>
+              </w:rPr>
+            </w:pPr>
+            <w:r>
+              <w:rPr>
+                <w:rFonts w:ascii="Arial" w:eastAsia="Times New Roman" w:hAnsi="Arial" w:cs="Arial"/>
+                <w:color w:val="000000"/>
+                <w:kern w:val="0"/>
+                <w:lang w:eastAsia="fr-FR"/>
+                <w14:ligatures w14:val="none"/>
+              </w:rPr>
+              <w:t>5.1, 5.2</w:t>
+            </w:r>
+          </w:p>
+        </w:tc>
+        <w:tc>
+          <w:tcPr>
+            <w:tcW w:w="0" w:type="auto"/>
+            <w:tcBorders>
+              <w:top w:val="single" w:sz="6" w:space="0" w:color="auto"/>
+              <w:left w:val="single" w:sz="6" w:space="0" w:color="auto"/>
+              <w:bottom w:val="single" w:sz="6" w:space="0" w:color="auto"/>
+              <w:right w:val="single" w:sz="6" w:space="0" w:color="auto"/>
+            </w:tcBorders>
+            <w:vAlign w:val="center"/>
+          </w:tcPr>
+          <w:p>
+            <w:pPr>
+              <w:pStyle w:val="Paragraphedeliste"/>
+              <w:numPr>
+                <w:ilvl w:val="0"/>
+                <w:numId w:val="10"/>
+              </w:numPr>
+              <w:spacing w:after="0" w:line="240" w:lineRule="auto"/>
+              <w:rPr>
+                <w:rFonts w:ascii="Arial" w:eastAsia="Times New Roman" w:hAnsi="Arial" w:cs="Arial"/>
+                <w:color w:val="000000"/>
+                <w:kern w:val="0"/>
+                <w:lang w:eastAsia="fr-FR"/>
+                <w14:ligatures w14:val="none"/>
+              </w:rPr>
+            </w:pPr>
+            <w:r>
+              <w:rPr>
+                <w:rFonts w:ascii="Arial" w:eastAsia="Times New Roman" w:hAnsi="Arial" w:cs="Arial"/>
+                <w:color w:val="000000"/>
+                <w:kern w:val="0"/>
+                <w:lang w:eastAsia="fr-FR"/>
+                <w14:ligatures w14:val="none"/>
+              </w:rPr>
+              <w:t>Kart çevirme animasyonları</w:t>
+            </w:r>
+          </w:p>
+          <w:p>
+            <w:pPr>
+              <w:pStyle w:val="Paragraphedeliste"/>
+              <w:numPr>
+                <w:ilvl w:val="0"/>
+                <w:numId w:val="10"/>
+              </w:numPr>
+              <w:spacing w:after="0" w:line="240" w:lineRule="auto"/>
+              <w:rPr>
+                <w:rFonts w:ascii="Arial" w:eastAsia="Times New Roman" w:hAnsi="Arial" w:cs="Arial"/>
+                <w:color w:val="000000"/>
+                <w:kern w:val="0"/>
+                <w:lang w:eastAsia="fr-FR"/>
+                <w14:ligatures w14:val="none"/>
+              </w:rPr>
+            </w:pPr>
+            <w:r>
+              <w:rPr>
+                <w:rFonts w:ascii="Arial" w:eastAsia="Times New Roman" w:hAnsi="Arial" w:cs="Arial"/>
+                <w:color w:val="000000"/>
+                <w:kern w:val="0"/>
+                <w:lang w:eastAsia="fr-FR"/>
+                <w14:ligatures w14:val="none"/>
+              </w:rPr>
+              <w:t>Tag ve öğrenme durumuna göre filtreleme</w:t>
+            </w:r>
+          </w:p>
+          <w:p>
+            <w:pPr>
+              <w:pStyle w:val="Paragraphedeliste"/>
+              <w:numPr>
+                <w:ilvl w:val="0"/>
+                <w:numId w:val="10"/>
+              </w:numPr>
+              <w:spacing w:after="0" w:line="240" w:lineRule="auto"/>
+              <w:rPr>
+                <w:rFonts w:ascii="Arial" w:eastAsia="Times New Roman" w:hAnsi="Arial" w:cs="Arial"/>
+                <w:color w:val="000000"/>
+                <w:kern w:val="0"/>
+                <w:lang w:eastAsia="fr-FR"/>
+                <w14:ligatures w14:val="none"/>
+              </w:rPr>
+            </w:pPr>
+            <w:r>
+              <w:rPr>
+                <w:rFonts w:ascii="Arial" w:eastAsia="Times New Roman" w:hAnsi="Arial" w:cs="Arial"/>
+                <w:color w:val="000000"/>
+                <w:kern w:val="0"/>
+                <w:lang w:eastAsia="fr-FR"/>
+                <w14:ligatures w14:val="none"/>
+              </w:rPr>
+              <w:t>Koleksiyon seçme</w:t>
             </w:r>
           </w:p>
         </w:tc>

--- a/BELGELER/RAPOR.docx
+++ b/BELGELER/RAPOR.docx
@@ -20,7 +20,7 @@
           <w:noProof/>
         </w:rPr>
         <w:drawing>
-          <wp:inline distT="0" distB="0" distL="0" distR="0" wp14:anchorId="537ECBD4" wp14:editId="194910E8">
+          <wp:inline distT="0" distB="0" distL="0" distR="0" wp14:anchorId="537ECBD4" wp14:editId="6373E631">
             <wp:extent cx="2268071" cy="2268071"/>
             <wp:effectExtent l="0" t="0" r="5715" b="5715"/>
             <wp:docPr id="756522366" name="Picture 1"/>
@@ -5886,11 +5886,155 @@
           </w:p>
         </w:tc>
       </w:tr>
+      <w:tr>
+        <w:trPr>
+          <w:trHeight w:val="842"/>
+        </w:trPr>
+        <w:tc>
+          <w:tcPr>
+            <w:tcW w:w="985" w:type="dxa"/>
+            <w:tcBorders>
+              <w:top w:val="single" w:sz="6" w:space="0" w:color="auto"/>
+              <w:left w:val="single" w:sz="6" w:space="0" w:color="auto"/>
+              <w:bottom w:val="single" w:sz="6" w:space="0" w:color="auto"/>
+              <w:right w:val="single" w:sz="6" w:space="0" w:color="auto"/>
+            </w:tcBorders>
+            <w:vAlign w:val="center"/>
+          </w:tcPr>
+          <w:p>
+            <w:pPr>
+              <w:spacing w:after="0" w:line="240" w:lineRule="auto"/>
+              <w:rPr>
+                <w:rFonts w:ascii="Arial" w:eastAsia="Times New Roman" w:hAnsi="Arial" w:cs="Arial"/>
+                <w:color w:val="000000"/>
+                <w:kern w:val="0"/>
+                <w:lang w:eastAsia="fr-FR"/>
+                <w14:ligatures w14:val="none"/>
+              </w:rPr>
+            </w:pPr>
+            <w:r>
+              <w:rPr>
+                <w:rFonts w:ascii="Arial" w:eastAsia="Times New Roman" w:hAnsi="Arial" w:cs="Arial"/>
+                <w:color w:val="000000"/>
+                <w:kern w:val="0"/>
+                <w:lang w:eastAsia="fr-FR"/>
+                <w14:ligatures w14:val="none"/>
+              </w:rPr>
+              <w:t>8</w:t>
+            </w:r>
+          </w:p>
+        </w:tc>
+        <w:tc>
+          <w:tcPr>
+            <w:tcW w:w="1738" w:type="dxa"/>
+            <w:tcBorders>
+              <w:top w:val="single" w:sz="6" w:space="0" w:color="auto"/>
+              <w:left w:val="single" w:sz="6" w:space="0" w:color="auto"/>
+              <w:bottom w:val="single" w:sz="6" w:space="0" w:color="auto"/>
+              <w:right w:val="single" w:sz="6" w:space="0" w:color="auto"/>
+            </w:tcBorders>
+            <w:vAlign w:val="center"/>
+          </w:tcPr>
+          <w:p>
+            <w:pPr>
+              <w:spacing w:after="0" w:line="240" w:lineRule="auto"/>
+              <w:rPr>
+                <w:rFonts w:ascii="Arial" w:eastAsia="Times New Roman" w:hAnsi="Arial" w:cs="Arial"/>
+                <w:color w:val="000000"/>
+                <w:kern w:val="0"/>
+                <w:lang w:eastAsia="fr-FR"/>
+                <w14:ligatures w14:val="none"/>
+              </w:rPr>
+            </w:pPr>
+            <w:r>
+              <w:rPr>
+                <w:rFonts w:ascii="Arial" w:eastAsia="Times New Roman" w:hAnsi="Arial" w:cs="Arial"/>
+                <w:color w:val="000000"/>
+                <w:kern w:val="0"/>
+                <w:lang w:eastAsia="fr-FR"/>
+                <w14:ligatures w14:val="none"/>
+              </w:rPr>
+              <w:t>Algoritma</w:t>
+            </w:r>
+          </w:p>
+        </w:tc>
+        <w:tc>
+          <w:tcPr>
+            <w:tcW w:w="0" w:type="auto"/>
+            <w:tcBorders>
+              <w:top w:val="single" w:sz="6" w:space="0" w:color="auto"/>
+              <w:left w:val="single" w:sz="6" w:space="0" w:color="auto"/>
+              <w:bottom w:val="single" w:sz="6" w:space="0" w:color="auto"/>
+              <w:right w:val="single" w:sz="6" w:space="0" w:color="auto"/>
+            </w:tcBorders>
+            <w:vAlign w:val="center"/>
+          </w:tcPr>
+          <w:p>
+            <w:pPr>
+              <w:spacing w:after="0" w:line="240" w:lineRule="auto"/>
+              <w:rPr>
+                <w:rFonts w:ascii="Arial" w:eastAsia="Times New Roman" w:hAnsi="Arial" w:cs="Arial"/>
+                <w:color w:val="000000"/>
+                <w:kern w:val="0"/>
+                <w:lang w:eastAsia="fr-FR"/>
+                <w14:ligatures w14:val="none"/>
+              </w:rPr>
+            </w:pPr>
+            <w:r>
+              <w:rPr>
+                <w:rFonts w:ascii="Arial" w:eastAsia="Times New Roman" w:hAnsi="Arial" w:cs="Arial"/>
+                <w:color w:val="000000"/>
+                <w:kern w:val="0"/>
+                <w:lang w:eastAsia="fr-FR"/>
+                <w14:ligatures w14:val="none"/>
+              </w:rPr>
+              <w:t>5.3, 5.4</w:t>
+            </w:r>
+          </w:p>
+        </w:tc>
+        <w:tc>
+          <w:tcPr>
+            <w:tcW w:w="0" w:type="auto"/>
+            <w:tcBorders>
+              <w:top w:val="single" w:sz="6" w:space="0" w:color="auto"/>
+              <w:left w:val="single" w:sz="6" w:space="0" w:color="auto"/>
+              <w:bottom w:val="single" w:sz="6" w:space="0" w:color="auto"/>
+              <w:right w:val="single" w:sz="6" w:space="0" w:color="auto"/>
+            </w:tcBorders>
+            <w:vAlign w:val="center"/>
+          </w:tcPr>
+          <w:p>
+            <w:pPr>
+              <w:pStyle w:val="Paragraphedeliste"/>
+              <w:numPr>
+                <w:ilvl w:val="0"/>
+                <w:numId w:val="10"/>
+              </w:numPr>
+              <w:spacing w:after="0" w:line="240" w:lineRule="auto"/>
+              <w:rPr>
+                <w:rFonts w:ascii="Arial" w:eastAsia="Times New Roman" w:hAnsi="Arial" w:cs="Arial"/>
+                <w:color w:val="000000"/>
+                <w:kern w:val="0"/>
+                <w:lang w:eastAsia="fr-FR"/>
+                <w14:ligatures w14:val="none"/>
+              </w:rPr>
+            </w:pPr>
+            <w:r>
+              <w:rPr>
+                <w:rFonts w:ascii="Arial" w:eastAsia="Times New Roman" w:hAnsi="Arial" w:cs="Arial"/>
+                <w:color w:val="000000"/>
+                <w:kern w:val="0"/>
+                <w:lang w:eastAsia="fr-FR"/>
+                <w14:ligatures w14:val="none"/>
+              </w:rPr>
+              <w:t>Spaced Repetition algoritması entegre edildi.</w:t>
+            </w:r>
+          </w:p>
+        </w:tc>
+      </w:tr>
     </w:tbl>
     <w:p>
       <w:pPr>
-        <w:spacing w:after="0"/>
-        <w:jc w:val="both"/>
         <w:rPr>
           <w:b/>
           <w:bCs/>
@@ -5899,27 +6043,6 @@
           <w:lang w:val="tr-TR"/>
         </w:rPr>
       </w:pPr>
-    </w:p>
-    <w:p>
-      <w:pPr>
-        <w:rPr>
-          <w:b/>
-          <w:bCs/>
-          <w:sz w:val="36"/>
-          <w:szCs w:val="36"/>
-          <w:lang w:val="tr-TR"/>
-        </w:rPr>
-      </w:pPr>
-      <w:r>
-        <w:rPr>
-          <w:b/>
-          <w:bCs/>
-          <w:sz w:val="36"/>
-          <w:szCs w:val="36"/>
-          <w:lang w:val="tr-TR"/>
-        </w:rPr>
-        <w:br w:type="page"/>
-      </w:r>
     </w:p>
     <w:p>
       <w:pPr>

--- a/BELGELER/RAPOR.docx
+++ b/BELGELER/RAPOR.docx
@@ -20,7 +20,7 @@
           <w:noProof/>
         </w:rPr>
         <w:drawing>
-          <wp:inline distT="0" distB="0" distL="0" distR="0" wp14:anchorId="537ECBD4" wp14:editId="6373E631">
+          <wp:inline distT="0" distB="0" distL="0" distR="0" wp14:anchorId="537ECBD4" wp14:editId="11CA6AD2">
             <wp:extent cx="2268071" cy="2268071"/>
             <wp:effectExtent l="0" t="0" r="5715" b="5715"/>
             <wp:docPr id="756522366" name="Picture 1"/>
@@ -6032,6 +6032,207 @@
           </w:p>
         </w:tc>
       </w:tr>
+      <w:tr>
+        <w:trPr>
+          <w:trHeight w:val="842"/>
+        </w:trPr>
+        <w:tc>
+          <w:tcPr>
+            <w:tcW w:w="985" w:type="dxa"/>
+            <w:tcBorders>
+              <w:top w:val="single" w:sz="6" w:space="0" w:color="auto"/>
+              <w:left w:val="single" w:sz="6" w:space="0" w:color="auto"/>
+              <w:bottom w:val="single" w:sz="6" w:space="0" w:color="auto"/>
+              <w:right w:val="single" w:sz="6" w:space="0" w:color="auto"/>
+            </w:tcBorders>
+            <w:vAlign w:val="center"/>
+          </w:tcPr>
+          <w:p>
+            <w:pPr>
+              <w:spacing w:after="0" w:line="240" w:lineRule="auto"/>
+              <w:rPr>
+                <w:rFonts w:ascii="Arial" w:eastAsia="Times New Roman" w:hAnsi="Arial" w:cs="Arial"/>
+                <w:color w:val="000000"/>
+                <w:kern w:val="0"/>
+                <w:lang w:eastAsia="fr-FR"/>
+                <w14:ligatures w14:val="none"/>
+              </w:rPr>
+            </w:pPr>
+            <w:r>
+              <w:rPr>
+                <w:rFonts w:ascii="Arial" w:eastAsia="Times New Roman" w:hAnsi="Arial" w:cs="Arial"/>
+                <w:color w:val="000000"/>
+                <w:kern w:val="0"/>
+                <w:lang w:eastAsia="fr-FR"/>
+                <w14:ligatures w14:val="none"/>
+              </w:rPr>
+              <w:t>9</w:t>
+            </w:r>
+          </w:p>
+        </w:tc>
+        <w:tc>
+          <w:tcPr>
+            <w:tcW w:w="1738" w:type="dxa"/>
+            <w:tcBorders>
+              <w:top w:val="single" w:sz="6" w:space="0" w:color="auto"/>
+              <w:left w:val="single" w:sz="6" w:space="0" w:color="auto"/>
+              <w:bottom w:val="single" w:sz="6" w:space="0" w:color="auto"/>
+              <w:right w:val="single" w:sz="6" w:space="0" w:color="auto"/>
+            </w:tcBorders>
+            <w:vAlign w:val="center"/>
+          </w:tcPr>
+          <w:p>
+            <w:pPr>
+              <w:spacing w:after="0" w:line="240" w:lineRule="auto"/>
+              <w:rPr>
+                <w:rFonts w:ascii="Arial" w:eastAsia="Times New Roman" w:hAnsi="Arial" w:cs="Arial"/>
+                <w:color w:val="000000"/>
+                <w:kern w:val="0"/>
+                <w:lang w:eastAsia="fr-FR"/>
+                <w14:ligatures w14:val="none"/>
+              </w:rPr>
+            </w:pPr>
+            <w:r>
+              <w:rPr>
+                <w:rFonts w:ascii="Arial" w:eastAsia="Times New Roman" w:hAnsi="Arial" w:cs="Arial"/>
+                <w:color w:val="000000"/>
+                <w:kern w:val="0"/>
+                <w:lang w:eastAsia="fr-FR"/>
+                <w14:ligatures w14:val="none"/>
+              </w:rPr>
+              <w:t>Raporlama ve Dil</w:t>
+            </w:r>
+          </w:p>
+        </w:tc>
+        <w:tc>
+          <w:tcPr>
+            <w:tcW w:w="0" w:type="auto"/>
+            <w:tcBorders>
+              <w:top w:val="single" w:sz="6" w:space="0" w:color="auto"/>
+              <w:left w:val="single" w:sz="6" w:space="0" w:color="auto"/>
+              <w:bottom w:val="single" w:sz="6" w:space="0" w:color="auto"/>
+              <w:right w:val="single" w:sz="6" w:space="0" w:color="auto"/>
+            </w:tcBorders>
+            <w:vAlign w:val="center"/>
+          </w:tcPr>
+          <w:p>
+            <w:pPr>
+              <w:spacing w:after="0" w:line="240" w:lineRule="auto"/>
+              <w:rPr>
+                <w:rFonts w:ascii="Arial" w:eastAsia="Times New Roman" w:hAnsi="Arial" w:cs="Arial"/>
+                <w:color w:val="000000"/>
+                <w:kern w:val="0"/>
+                <w:lang w:eastAsia="fr-FR"/>
+                <w14:ligatures w14:val="none"/>
+              </w:rPr>
+            </w:pPr>
+            <w:r>
+              <w:rPr>
+                <w:rFonts w:ascii="Arial" w:eastAsia="Times New Roman" w:hAnsi="Arial" w:cs="Arial"/>
+                <w:color w:val="000000"/>
+                <w:kern w:val="0"/>
+                <w:lang w:eastAsia="fr-FR"/>
+                <w14:ligatures w14:val="none"/>
+              </w:rPr>
+              <w:t>6.1, 7.1</w:t>
+            </w:r>
+          </w:p>
+        </w:tc>
+        <w:tc>
+          <w:tcPr>
+            <w:tcW w:w="0" w:type="auto"/>
+            <w:tcBorders>
+              <w:top w:val="single" w:sz="6" w:space="0" w:color="auto"/>
+              <w:left w:val="single" w:sz="6" w:space="0" w:color="auto"/>
+              <w:bottom w:val="single" w:sz="6" w:space="0" w:color="auto"/>
+              <w:right w:val="single" w:sz="6" w:space="0" w:color="auto"/>
+            </w:tcBorders>
+            <w:vAlign w:val="center"/>
+          </w:tcPr>
+          <w:p>
+            <w:pPr>
+              <w:pStyle w:val="Paragraphedeliste"/>
+              <w:numPr>
+                <w:ilvl w:val="0"/>
+                <w:numId w:val="10"/>
+              </w:numPr>
+              <w:spacing w:after="0" w:line="240" w:lineRule="auto"/>
+              <w:rPr>
+                <w:rFonts w:ascii="Arial" w:eastAsia="Times New Roman" w:hAnsi="Arial" w:cs="Arial"/>
+                <w:color w:val="000000"/>
+                <w:kern w:val="0"/>
+                <w:lang w:eastAsia="fr-FR"/>
+                <w14:ligatures w14:val="none"/>
+              </w:rPr>
+            </w:pPr>
+            <w:r>
+              <w:rPr>
+                <w:rFonts w:ascii="Arial" w:eastAsia="Times New Roman" w:hAnsi="Arial" w:cs="Arial"/>
+                <w:color w:val="000000"/>
+                <w:kern w:val="0"/>
+                <w:lang w:eastAsia="fr-FR"/>
+                <w14:ligatures w14:val="none"/>
+              </w:rPr>
+              <w:t>Son 30 günlük aktiviteyi gösteren ısı haritası eklendi.</w:t>
+            </w:r>
+          </w:p>
+          <w:p>
+            <w:pPr>
+              <w:pStyle w:val="Paragraphedeliste"/>
+              <w:numPr>
+                <w:ilvl w:val="0"/>
+                <w:numId w:val="10"/>
+              </w:numPr>
+              <w:spacing w:after="0" w:line="240" w:lineRule="auto"/>
+              <w:rPr>
+                <w:rFonts w:ascii="Arial" w:eastAsia="Times New Roman" w:hAnsi="Arial" w:cs="Arial"/>
+                <w:color w:val="000000"/>
+                <w:kern w:val="0"/>
+                <w:lang w:eastAsia="fr-FR"/>
+                <w14:ligatures w14:val="none"/>
+              </w:rPr>
+            </w:pPr>
+            <w:r>
+              <w:rPr>
+                <w:rFonts w:ascii="Arial" w:eastAsia="Times New Roman" w:hAnsi="Arial" w:cs="Arial"/>
+                <w:color w:val="000000"/>
+                <w:kern w:val="0"/>
+                <w:lang w:eastAsia="fr-FR"/>
+                <w14:ligatures w14:val="none"/>
+              </w:rPr>
+              <w:t>Yerelleştirme özelliği eklendi.</w:t>
+            </w:r>
+          </w:p>
+          <w:p>
+            <w:pPr>
+              <w:pStyle w:val="Paragraphedeliste"/>
+              <w:numPr>
+                <w:ilvl w:val="0"/>
+                <w:numId w:val="10"/>
+              </w:numPr>
+              <w:spacing w:after="0" w:line="240" w:lineRule="auto"/>
+              <w:rPr>
+                <w:rFonts w:ascii="Arial" w:eastAsia="Times New Roman" w:hAnsi="Arial" w:cs="Arial"/>
+                <w:color w:val="000000"/>
+                <w:kern w:val="0"/>
+                <w:lang w:eastAsia="fr-FR"/>
+                <w14:ligatures w14:val="none"/>
+              </w:rPr>
+            </w:pPr>
+            <w:r>
+              <w:rPr>
+                <w:rFonts w:ascii="Arial" w:eastAsia="Times New Roman" w:hAnsi="Arial" w:cs="Arial"/>
+                <w:color w:val="000000"/>
+                <w:kern w:val="0"/>
+                <w:lang w:eastAsia="fr-FR"/>
+                <w14:ligatures w14:val="none"/>
+              </w:rPr>
+              <w:lastRenderedPageBreak/>
+              <w:t>İngilizce ve Türkçe dil paketleri eklendi.</w:t>
+            </w:r>
+          </w:p>
+        </w:tc>
+      </w:tr>
     </w:tbl>
     <w:p>
       <w:pPr>
@@ -6067,7 +6268,6 @@
           <w:sz w:val="36"/>
           <w:szCs w:val="36"/>
         </w:rPr>
-        <w:lastRenderedPageBreak/>
         <w:t>Hedef Kitle</w:t>
       </w:r>
     </w:p>

--- a/BELGELER/RAPOR.docx
+++ b/BELGELER/RAPOR.docx
@@ -20,7 +20,7 @@
           <w:noProof/>
         </w:rPr>
         <w:drawing>
-          <wp:inline distT="0" distB="0" distL="0" distR="0" wp14:anchorId="537ECBD4" wp14:editId="11CA6AD2">
+          <wp:inline distT="0" distB="0" distL="0" distR="0" wp14:anchorId="537ECBD4" wp14:editId="259D7099">
             <wp:extent cx="2268071" cy="2268071"/>
             <wp:effectExtent l="0" t="0" r="5715" b="5715"/>
             <wp:docPr id="756522366" name="Picture 1"/>
@@ -6229,6 +6229,143 @@
               </w:rPr>
               <w:lastRenderedPageBreak/>
               <w:t>İngilizce ve Türkçe dil paketleri eklendi.</w:t>
+            </w:r>
+          </w:p>
+        </w:tc>
+      </w:tr>
+      <w:tr>
+        <w:trPr>
+          <w:trHeight w:val="842"/>
+        </w:trPr>
+        <w:tc>
+          <w:tcPr>
+            <w:tcW w:w="985" w:type="dxa"/>
+            <w:tcBorders>
+              <w:top w:val="single" w:sz="6" w:space="0" w:color="auto"/>
+              <w:left w:val="single" w:sz="6" w:space="0" w:color="auto"/>
+              <w:bottom w:val="single" w:sz="6" w:space="0" w:color="auto"/>
+              <w:right w:val="single" w:sz="6" w:space="0" w:color="auto"/>
+            </w:tcBorders>
+            <w:vAlign w:val="center"/>
+          </w:tcPr>
+          <w:p>
+            <w:pPr>
+              <w:spacing w:after="0" w:line="240" w:lineRule="auto"/>
+              <w:rPr>
+                <w:rFonts w:ascii="Arial" w:eastAsia="Times New Roman" w:hAnsi="Arial" w:cs="Arial"/>
+                <w:color w:val="000000"/>
+                <w:kern w:val="0"/>
+                <w:lang w:eastAsia="fr-FR"/>
+                <w14:ligatures w14:val="none"/>
+              </w:rPr>
+            </w:pPr>
+            <w:r>
+              <w:rPr>
+                <w:rFonts w:ascii="Arial" w:eastAsia="Times New Roman" w:hAnsi="Arial" w:cs="Arial"/>
+                <w:color w:val="000000"/>
+                <w:kern w:val="0"/>
+                <w:lang w:eastAsia="fr-FR"/>
+                <w14:ligatures w14:val="none"/>
+              </w:rPr>
+              <w:lastRenderedPageBreak/>
+              <w:t>10</w:t>
+            </w:r>
+          </w:p>
+        </w:tc>
+        <w:tc>
+          <w:tcPr>
+            <w:tcW w:w="1738" w:type="dxa"/>
+            <w:tcBorders>
+              <w:top w:val="single" w:sz="6" w:space="0" w:color="auto"/>
+              <w:left w:val="single" w:sz="6" w:space="0" w:color="auto"/>
+              <w:bottom w:val="single" w:sz="6" w:space="0" w:color="auto"/>
+              <w:right w:val="single" w:sz="6" w:space="0" w:color="auto"/>
+            </w:tcBorders>
+            <w:vAlign w:val="center"/>
+          </w:tcPr>
+          <w:p>
+            <w:pPr>
+              <w:spacing w:after="0" w:line="240" w:lineRule="auto"/>
+              <w:rPr>
+                <w:rFonts w:ascii="Arial" w:eastAsia="Times New Roman" w:hAnsi="Arial" w:cs="Arial"/>
+                <w:color w:val="000000"/>
+                <w:kern w:val="0"/>
+                <w:lang w:eastAsia="fr-FR"/>
+                <w14:ligatures w14:val="none"/>
+              </w:rPr>
+            </w:pPr>
+            <w:r>
+              <w:rPr>
+                <w:rFonts w:ascii="Arial" w:eastAsia="Times New Roman" w:hAnsi="Arial" w:cs="Arial"/>
+                <w:color w:val="000000"/>
+                <w:kern w:val="0"/>
+                <w:lang w:eastAsia="fr-FR"/>
+                <w14:ligatures w14:val="none"/>
+              </w:rPr>
+              <w:t>Uygulama Detayları</w:t>
+            </w:r>
+          </w:p>
+        </w:tc>
+        <w:tc>
+          <w:tcPr>
+            <w:tcW w:w="0" w:type="auto"/>
+            <w:tcBorders>
+              <w:top w:val="single" w:sz="6" w:space="0" w:color="auto"/>
+              <w:left w:val="single" w:sz="6" w:space="0" w:color="auto"/>
+              <w:bottom w:val="single" w:sz="6" w:space="0" w:color="auto"/>
+              <w:right w:val="single" w:sz="6" w:space="0" w:color="auto"/>
+            </w:tcBorders>
+            <w:vAlign w:val="center"/>
+          </w:tcPr>
+          <w:p>
+            <w:pPr>
+              <w:spacing w:after="0" w:line="240" w:lineRule="auto"/>
+              <w:rPr>
+                <w:rFonts w:ascii="Arial" w:eastAsia="Times New Roman" w:hAnsi="Arial" w:cs="Arial"/>
+                <w:color w:val="000000"/>
+                <w:kern w:val="0"/>
+                <w:lang w:eastAsia="fr-FR"/>
+                <w14:ligatures w14:val="none"/>
+              </w:rPr>
+            </w:pPr>
+          </w:p>
+        </w:tc>
+        <w:tc>
+          <w:tcPr>
+            <w:tcW w:w="0" w:type="auto"/>
+            <w:tcBorders>
+              <w:top w:val="single" w:sz="6" w:space="0" w:color="auto"/>
+              <w:left w:val="single" w:sz="6" w:space="0" w:color="auto"/>
+              <w:bottom w:val="single" w:sz="6" w:space="0" w:color="auto"/>
+              <w:right w:val="single" w:sz="6" w:space="0" w:color="auto"/>
+            </w:tcBorders>
+            <w:vAlign w:val="center"/>
+          </w:tcPr>
+          <w:p>
+            <w:pPr>
+              <w:pStyle w:val="Paragraphedeliste"/>
+              <w:numPr>
+                <w:ilvl w:val="0"/>
+                <w:numId w:val="10"/>
+              </w:numPr>
+              <w:spacing w:after="0" w:line="240" w:lineRule="auto"/>
+              <w:rPr>
+                <w:rFonts w:ascii="Arial" w:eastAsia="Times New Roman" w:hAnsi="Arial" w:cs="Arial"/>
+                <w:color w:val="000000"/>
+                <w:kern w:val="0"/>
+                <w:lang w:eastAsia="fr-FR"/>
+                <w14:ligatures w14:val="none"/>
+              </w:rPr>
+            </w:pPr>
+            <w:r>
+              <w:rPr>
+                <w:rFonts w:ascii="Arial" w:eastAsia="Times New Roman" w:hAnsi="Arial" w:cs="Arial"/>
+                <w:color w:val="000000"/>
+                <w:kern w:val="0"/>
+                <w:lang w:eastAsia="fr-FR"/>
+                <w14:ligatures w14:val="none"/>
+              </w:rPr>
+              <w:t>Uygulama ikonu güncellendi.</w:t>
             </w:r>
           </w:p>
         </w:tc>
